--- a/form/AngelSetsuna_Commission_Form_2026.docx
+++ b/form/AngelSetsuna_Commission_Form_2026.docx
@@ -11,7 +11,15 @@
         </w:rPr>
       </w:pPr>
       <w:r>
-        <w:t>Angel Setsuna 插圖委託表單（2026 年）</w:t>
+        <w:t xml:space="preserve">Angel </w:t>
+      </w:r>
+      <w:proofErr w:type="spellStart"/>
+      <w:r>
+        <w:t>Setsuna</w:t>
+      </w:r>
+      <w:proofErr w:type="spellEnd"/>
+      <w:r>
+        <w:t xml:space="preserve"> 插圖委託表單（2026 年）</w:t>
       </w:r>
     </w:p>
     <w:p>
@@ -331,18 +339,36 @@
           </w:tcPr>
           <w:p>
             <w:r>
-              <w:t>是否用於印刷、周邊製作或宣傳（例如 VTuber 行事曆、直播封面）</w:t>
-            </w:r>
-          </w:p>
-        </w:tc>
-        <w:tc>
-          <w:tcPr>
-            <w:tcW w:w="4320" w:type="dxa"/>
-          </w:tcPr>
-          <w:p>
-            <w:r>
-              <w:t>（有／無；若有，請註明用途與數量）</w:t>
-            </w:r>
+              <w:t xml:space="preserve">是否用於印刷、周邊製作或宣傳（例如 </w:t>
+            </w:r>
+            <w:proofErr w:type="spellStart"/>
+            <w:r>
+              <w:t>VTuber</w:t>
+            </w:r>
+            <w:proofErr w:type="spellEnd"/>
+            <w:r>
+              <w:t xml:space="preserve"> 行事曆、直播封面）</w:t>
+            </w:r>
+          </w:p>
+        </w:tc>
+        <w:tc>
+          <w:tcPr>
+            <w:tcW w:w="4320" w:type="dxa"/>
+          </w:tcPr>
+          <w:p>
+            <w:proofErr w:type="gramStart"/>
+            <w:r>
+              <w:t>（</w:t>
+            </w:r>
+            <w:proofErr w:type="gramEnd"/>
+            <w:r>
+              <w:t>有／無；若有，請註明用途與數量</w:t>
+            </w:r>
+            <w:proofErr w:type="gramStart"/>
+            <w:r>
+              <w:t>）</w:t>
+            </w:r>
+            <w:proofErr w:type="gramEnd"/>
           </w:p>
         </w:tc>
       </w:tr>
@@ -426,8 +452,20 @@
             </w:r>
             <w:r>
               <w:br/>
-              <w:t>（例如直播作畫過程、製作途中圖片或完成圖；公開時會加上浮水印）</w:t>
-            </w:r>
+            </w:r>
+            <w:proofErr w:type="gramStart"/>
+            <w:r>
+              <w:t>（</w:t>
+            </w:r>
+            <w:proofErr w:type="gramEnd"/>
+            <w:r>
+              <w:t>例如直播作畫過程、製作途中圖片或完成圖；公開時會加上浮水印</w:t>
+            </w:r>
+            <w:proofErr w:type="gramStart"/>
+            <w:r>
+              <w:t>）</w:t>
+            </w:r>
+            <w:proofErr w:type="gramEnd"/>
           </w:p>
         </w:tc>
         <w:tc>
@@ -440,7 +478,15 @@
             </w:r>
             <w:r>
               <w:br/>
-              <w:t>可以公開，但請標註我的名稱／帳號</w:t>
+              <w:t>可以公開，但請標</w:t>
+            </w:r>
+            <w:proofErr w:type="gramStart"/>
+            <w:r>
+              <w:t>註</w:t>
+            </w:r>
+            <w:proofErr w:type="gramEnd"/>
+            <w:r>
+              <w:t>我的名稱／帳號</w:t>
             </w:r>
             <w:r>
               <w:br/>
@@ -482,7 +528,7 @@
         <w:pStyle w:val="2"/>
       </w:pPr>
       <w:r>
-        <w:t>三、價格、付款與委託流程</w:t>
+        <w:t>三、價格、付款</w:t>
       </w:r>
     </w:p>
     <w:tbl>
@@ -556,7 +602,15 @@
           </w:tcPr>
           <w:p>
             <w:r>
-              <w:t>以下價格均為新台幣（NT$）：</w:t>
+              <w:t>以下</w:t>
+            </w:r>
+            <w:proofErr w:type="gramStart"/>
+            <w:r>
+              <w:t>價格均為新台幣</w:t>
+            </w:r>
+            <w:proofErr w:type="gramEnd"/>
+            <w:r>
+              <w:t>（NT$）：</w:t>
             </w:r>
           </w:p>
           <w:p>
@@ -591,8 +645,13 @@
               <w:pStyle w:val="CommissionItem"/>
               <w:spacing w:after="0"/>
             </w:pPr>
-            <w:r>
-              <w:t>立繪：NT$8,000 起</w:t>
+            <w:proofErr w:type="gramStart"/>
+            <w:r>
+              <w:t>立繪：</w:t>
+            </w:r>
+            <w:proofErr w:type="gramEnd"/>
+            <w:r>
+              <w:t>NT$8,000 起</w:t>
             </w:r>
           </w:p>
           <w:p>
@@ -628,7 +687,15 @@
               <w:spacing w:after="0"/>
             </w:pPr>
             <w:r>
-              <w:t>背景：NT$500–2,000（依複雜程度）</w:t>
+              <w:t>背景：NT$500</w:t>
+            </w:r>
+            <w:proofErr w:type="gramStart"/>
+            <w:r>
+              <w:t>–</w:t>
+            </w:r>
+            <w:proofErr w:type="gramEnd"/>
+            <w:r>
+              <w:t>2,000（依複雜程度）</w:t>
             </w:r>
           </w:p>
           <w:p>
@@ -636,8 +703,13 @@
               <w:pStyle w:val="CommissionItem"/>
               <w:spacing w:after="0"/>
             </w:pPr>
-            <w:r>
-              <w:t>加急：另議</w:t>
+            <w:proofErr w:type="gramStart"/>
+            <w:r>
+              <w:t>加急</w:t>
+            </w:r>
+            <w:proofErr w:type="gramEnd"/>
+            <w:r>
+              <w:t>：另議</w:t>
             </w:r>
           </w:p>
           <w:p>
@@ -731,8 +803,13 @@
               <w:widowControl w:val="0"/>
               <w:spacing w:after="0" w:line="331" w:lineRule="auto"/>
             </w:pPr>
-            <w:r>
-              <w:t>藍新支援條碼繳費、超商代碼繳費、ATM 轉帳及 Web ATM。</w:t>
+            <w:proofErr w:type="gramStart"/>
+            <w:r>
+              <w:t>藍新支援</w:t>
+            </w:r>
+            <w:proofErr w:type="gramEnd"/>
+            <w:r>
+              <w:t>條碼繳費、超商代碼繳費、ATM 轉帳及 Web ATM。</w:t>
             </w:r>
             <w:r>
               <w:br/>
@@ -986,7 +1063,31 @@
         <w:spacing w:after="80" w:line="240" w:lineRule="auto"/>
       </w:pPr>
       <w:r>
-        <w:t>更換角色或大幅修改構圖、姿勢時，將依內容另收重繪費。第 4 次起的額外修改，依複雜程度收取 NT$300–1,500／次。</w:t>
+        <w:t>更換角色或大幅修改構圖、姿勢時，將依內容另收</w:t>
+      </w:r>
+      <w:proofErr w:type="gramStart"/>
+      <w:r>
+        <w:t>重繪費</w:t>
+      </w:r>
+      <w:proofErr w:type="gramEnd"/>
+      <w:r>
+        <w:t xml:space="preserve">。第 4 </w:t>
+      </w:r>
+      <w:proofErr w:type="gramStart"/>
+      <w:r>
+        <w:t>次起的</w:t>
+      </w:r>
+      <w:proofErr w:type="gramEnd"/>
+      <w:r>
+        <w:t>額外修改，依複雜程度收取 NT$300</w:t>
+      </w:r>
+      <w:proofErr w:type="gramStart"/>
+      <w:r>
+        <w:t>–</w:t>
+      </w:r>
+      <w:proofErr w:type="gramEnd"/>
+      <w:r>
+        <w:t>1,500／次。</w:t>
       </w:r>
     </w:p>
     <w:p>
@@ -1030,7 +1131,23 @@
       </w:pPr>
       <w:r>
         <w:lastRenderedPageBreak/>
-        <w:t>此階段不接受大幅修改線條、姿勢或構圖。第 2 次起的額外修改，依複雜程度收取 NT$300–1,500／次。</w:t>
+        <w:t xml:space="preserve">此階段不接受大幅修改線條、姿勢或構圖。第 2 </w:t>
+      </w:r>
+      <w:proofErr w:type="gramStart"/>
+      <w:r>
+        <w:t>次起的</w:t>
+      </w:r>
+      <w:proofErr w:type="gramEnd"/>
+      <w:r>
+        <w:t>額外修改，依複雜程度收取 NT$300</w:t>
+      </w:r>
+      <w:proofErr w:type="gramStart"/>
+      <w:r>
+        <w:t>–</w:t>
+      </w:r>
+      <w:proofErr w:type="gramEnd"/>
+      <w:r>
+        <w:t>1,500／次。</w:t>
       </w:r>
     </w:p>
     <w:p>
@@ -1091,7 +1208,15 @@
       </w:r>
       <w:r>
         <w:br/>
-        <w:t>完成作品的著作權由繪師保留。委託人僅取得雙方約定用途的使用授權，不得擅自轉讓、轉售或聲稱為自身創作。</w:t>
+        <w:t>完成作品的</w:t>
+      </w:r>
+      <w:proofErr w:type="gramStart"/>
+      <w:r>
+        <w:t>著作權由繪師</w:t>
+      </w:r>
+      <w:proofErr w:type="gramEnd"/>
+      <w:r>
+        <w:t>保留。委託人僅取得雙方約定用途的使用授權，不得擅自轉讓、轉售或聲稱為自身創作。</w:t>
       </w:r>
     </w:p>
     <w:p>
@@ -1132,6 +1257,12 @@
         <w:spacing w:after="20"/>
       </w:pPr>
       <w:r>
+        <w:rPr>
+          <w:rFonts w:hint="eastAsia"/>
+        </w:rPr>
+        <w:t xml:space="preserve">       </w:t>
+      </w:r>
+      <w:r>
         <w:t>公開使用時，須清楚標示繪師名稱或帳號（如 @插畫作者）。</w:t>
       </w:r>
     </w:p>
@@ -1141,6 +1272,12 @@
         <w:spacing w:after="20"/>
       </w:pPr>
       <w:r>
+        <w:rPr>
+          <w:rFonts w:hint="eastAsia"/>
+        </w:rPr>
+        <w:t xml:space="preserve">       </w:t>
+      </w:r>
+      <w:r>
         <w:t>禁止將作品用於仇恨言論、政治、違法、歧視等爭議內容。</w:t>
       </w:r>
     </w:p>
@@ -1150,7 +1287,21 @@
         <w:spacing w:after="20"/>
       </w:pPr>
       <w:r>
-        <w:t>禁止將作品用於 AI 模型訓練、NFT 或區塊鏈相關用途。</w:t>
+        <w:rPr>
+          <w:rFonts w:hint="eastAsia"/>
+        </w:rPr>
+        <w:t xml:space="preserve">       </w:t>
+      </w:r>
+      <w:r>
+        <w:t>禁止將作品用於 AI 模型訓練、NFT 或</w:t>
+      </w:r>
+      <w:proofErr w:type="gramStart"/>
+      <w:r>
+        <w:t>區塊鏈相關</w:t>
+      </w:r>
+      <w:proofErr w:type="gramEnd"/>
+      <w:r>
+        <w:t>用途。</w:t>
       </w:r>
     </w:p>
     <w:p>
@@ -1169,7 +1320,15 @@
       </w:r>
       <w:r>
         <w:br/>
-        <w:t>完成後將提供高解析度 JPG／PNG 檔案。PSD 原始檔僅在事前提出需求並另行確認後提供。</w:t>
+        <w:t xml:space="preserve">完成後將提供高解析度 JPG／PNG 檔案。PSD </w:t>
+      </w:r>
+      <w:proofErr w:type="gramStart"/>
+      <w:r>
+        <w:t>原始檔僅在</w:t>
+      </w:r>
+      <w:proofErr w:type="gramEnd"/>
+      <w:r>
+        <w:t>事前提出需求並另行確認後提供。</w:t>
       </w:r>
     </w:p>
     <w:p>
@@ -1501,6 +1660,119 @@
     </w:lvl>
   </w:abstractNum>
   <w:abstractNum w:abstractNumId="3" w15:restartNumberingAfterBreak="0">
+    <w:nsid w:val="5B0D56B1"/>
+    <w:multiLevelType w:val="multilevel"/>
+    <w:tmpl w:val="1C14B248"/>
+    <w:lvl w:ilvl="0">
+      <w:start w:val="1"/>
+      <w:numFmt w:val="decimal"/>
+      <w:lvlText w:val="%1."/>
+      <w:lvlJc w:val="left"/>
+      <w:pPr>
+        <w:tabs>
+          <w:tab w:val="num" w:pos="720"/>
+        </w:tabs>
+        <w:ind w:left="720" w:hanging="720"/>
+      </w:pPr>
+    </w:lvl>
+    <w:lvl w:ilvl="1">
+      <w:start w:val="1"/>
+      <w:numFmt w:val="decimal"/>
+      <w:lvlText w:val="%2."/>
+      <w:lvlJc w:val="left"/>
+      <w:pPr>
+        <w:tabs>
+          <w:tab w:val="num" w:pos="1440"/>
+        </w:tabs>
+        <w:ind w:left="1440" w:hanging="720"/>
+      </w:pPr>
+    </w:lvl>
+    <w:lvl w:ilvl="2">
+      <w:start w:val="1"/>
+      <w:numFmt w:val="decimal"/>
+      <w:lvlText w:val="%3."/>
+      <w:lvlJc w:val="left"/>
+      <w:pPr>
+        <w:tabs>
+          <w:tab w:val="num" w:pos="2160"/>
+        </w:tabs>
+        <w:ind w:left="2160" w:hanging="720"/>
+      </w:pPr>
+    </w:lvl>
+    <w:lvl w:ilvl="3">
+      <w:start w:val="1"/>
+      <w:numFmt w:val="decimal"/>
+      <w:lvlText w:val="%4."/>
+      <w:lvlJc w:val="left"/>
+      <w:pPr>
+        <w:tabs>
+          <w:tab w:val="num" w:pos="2880"/>
+        </w:tabs>
+        <w:ind w:left="2880" w:hanging="720"/>
+      </w:pPr>
+    </w:lvl>
+    <w:lvl w:ilvl="4">
+      <w:start w:val="1"/>
+      <w:numFmt w:val="decimal"/>
+      <w:lvlText w:val="%5."/>
+      <w:lvlJc w:val="left"/>
+      <w:pPr>
+        <w:tabs>
+          <w:tab w:val="num" w:pos="3600"/>
+        </w:tabs>
+        <w:ind w:left="3600" w:hanging="720"/>
+      </w:pPr>
+    </w:lvl>
+    <w:lvl w:ilvl="5">
+      <w:start w:val="1"/>
+      <w:numFmt w:val="decimal"/>
+      <w:lvlText w:val="%6."/>
+      <w:lvlJc w:val="left"/>
+      <w:pPr>
+        <w:tabs>
+          <w:tab w:val="num" w:pos="4320"/>
+        </w:tabs>
+        <w:ind w:left="4320" w:hanging="720"/>
+      </w:pPr>
+    </w:lvl>
+    <w:lvl w:ilvl="6">
+      <w:start w:val="1"/>
+      <w:numFmt w:val="decimal"/>
+      <w:lvlText w:val="%7."/>
+      <w:lvlJc w:val="left"/>
+      <w:pPr>
+        <w:tabs>
+          <w:tab w:val="num" w:pos="5040"/>
+        </w:tabs>
+        <w:ind w:left="5040" w:hanging="720"/>
+      </w:pPr>
+    </w:lvl>
+    <w:lvl w:ilvl="7">
+      <w:start w:val="1"/>
+      <w:numFmt w:val="decimal"/>
+      <w:lvlText w:val="%8."/>
+      <w:lvlJc w:val="left"/>
+      <w:pPr>
+        <w:tabs>
+          <w:tab w:val="num" w:pos="5760"/>
+        </w:tabs>
+        <w:ind w:left="5760" w:hanging="720"/>
+      </w:pPr>
+    </w:lvl>
+    <w:lvl w:ilvl="8">
+      <w:start w:val="1"/>
+      <w:numFmt w:val="decimal"/>
+      <w:lvlText w:val="%9."/>
+      <w:lvlJc w:val="left"/>
+      <w:pPr>
+        <w:tabs>
+          <w:tab w:val="num" w:pos="6480"/>
+        </w:tabs>
+        <w:ind w:left="6480" w:hanging="720"/>
+      </w:pPr>
+    </w:lvl>
+  </w:abstractNum>
+  <w:abstractNum w:abstractNumId="4" w15:restartNumberingAfterBreak="0">
     <w:nsid w:val="72A275CD"/>
     <w:multiLevelType w:val="multilevel"/>
     <w:tmpl w:val="375C2B50"/>
@@ -1591,6 +1863,9 @@
   </w:abstractNum>
   <w:num w:numId="1" w16cid:durableId="2032682681">
     <w:abstractNumId w:val="0"/>
+  </w:num>
+  <w:num w:numId="2" w16cid:durableId="1876497789">
+    <w:abstractNumId w:val="3"/>
   </w:num>
 </w:numbering>
 </file>

--- a/form/AngelSetsuna_Commission_Form_2026.docx
+++ b/form/AngelSetsuna_Commission_Form_2026.docx
@@ -11,15 +11,7 @@
         </w:rPr>
       </w:pPr>
       <w:r>
-        <w:t xml:space="preserve">Angel </w:t>
-      </w:r>
-      <w:proofErr w:type="spellStart"/>
-      <w:r>
-        <w:t>Setsuna</w:t>
-      </w:r>
-      <w:proofErr w:type="spellEnd"/>
-      <w:r>
-        <w:t xml:space="preserve"> 插圖委託表單（2026 年）</w:t>
+        <w:t>Angel Setsuna 插圖委託表單（2026 年）</w:t>
       </w:r>
     </w:p>
     <w:p>
@@ -290,13 +282,8 @@
           <w:p/>
           <w:p>
             <w:r>
-              <w:t xml:space="preserve">(頭像 / 半身 / 全身 / </w:t>
-            </w:r>
-            <w:proofErr w:type="gramStart"/>
-            <w:r>
-              <w:t>立繪)</w:t>
-            </w:r>
-            <w:proofErr w:type="gramEnd"/>
+              <w:t>(頭像 / 半身 / 全身 / 立繪)</w:t>
+            </w:r>
           </w:p>
         </w:tc>
       </w:tr>
@@ -339,36 +326,18 @@
           </w:tcPr>
           <w:p>
             <w:r>
-              <w:t xml:space="preserve">是否用於印刷、周邊製作或宣傳（例如 </w:t>
-            </w:r>
-            <w:proofErr w:type="spellStart"/>
-            <w:r>
-              <w:t>VTuber</w:t>
-            </w:r>
-            <w:proofErr w:type="spellEnd"/>
-            <w:r>
-              <w:t xml:space="preserve"> 行事曆、直播封面）</w:t>
-            </w:r>
-          </w:p>
-        </w:tc>
-        <w:tc>
-          <w:tcPr>
-            <w:tcW w:w="4320" w:type="dxa"/>
-          </w:tcPr>
-          <w:p>
-            <w:proofErr w:type="gramStart"/>
-            <w:r>
-              <w:t>（</w:t>
-            </w:r>
-            <w:proofErr w:type="gramEnd"/>
-            <w:r>
-              <w:t>有／無；若有，請註明用途與數量</w:t>
-            </w:r>
-            <w:proofErr w:type="gramStart"/>
-            <w:r>
-              <w:t>）</w:t>
-            </w:r>
-            <w:proofErr w:type="gramEnd"/>
+              <w:t>是否用於印刷、周邊製作或宣傳（例如 VTuber 行事曆、直播封面）</w:t>
+            </w:r>
+          </w:p>
+        </w:tc>
+        <w:tc>
+          <w:tcPr>
+            <w:tcW w:w="4320" w:type="dxa"/>
+          </w:tcPr>
+          <w:p>
+            <w:r>
+              <w:t>（有／無；若有，請註明用途與數量）</w:t>
+            </w:r>
           </w:p>
         </w:tc>
       </w:tr>
@@ -452,20 +421,8 @@
             </w:r>
             <w:r>
               <w:br/>
-            </w:r>
-            <w:proofErr w:type="gramStart"/>
-            <w:r>
-              <w:t>（</w:t>
-            </w:r>
-            <w:proofErr w:type="gramEnd"/>
-            <w:r>
-              <w:t>例如直播作畫過程、製作途中圖片或完成圖；公開時會加上浮水印</w:t>
-            </w:r>
-            <w:proofErr w:type="gramStart"/>
-            <w:r>
-              <w:t>）</w:t>
-            </w:r>
-            <w:proofErr w:type="gramEnd"/>
+              <w:t>（例如直播作畫過程、製作途中圖片或完成圖；公開時會加上浮水印）</w:t>
+            </w:r>
           </w:p>
         </w:tc>
         <w:tc>
@@ -478,15 +435,7 @@
             </w:r>
             <w:r>
               <w:br/>
-              <w:t>可以公開，但請標</w:t>
-            </w:r>
-            <w:proofErr w:type="gramStart"/>
-            <w:r>
-              <w:t>註</w:t>
-            </w:r>
-            <w:proofErr w:type="gramEnd"/>
-            <w:r>
-              <w:t>我的名稱／帳號</w:t>
+              <w:t>可以公開，但請標註我的名稱／帳號</w:t>
             </w:r>
             <w:r>
               <w:br/>
@@ -602,15 +551,7 @@
           </w:tcPr>
           <w:p>
             <w:r>
-              <w:t>以下</w:t>
-            </w:r>
-            <w:proofErr w:type="gramStart"/>
-            <w:r>
-              <w:t>價格均為新台幣</w:t>
-            </w:r>
-            <w:proofErr w:type="gramEnd"/>
-            <w:r>
-              <w:t>（NT$）：</w:t>
+              <w:t>以下價格均為新台幣（NT$）：</w:t>
             </w:r>
           </w:p>
           <w:p>
@@ -645,13 +586,8 @@
               <w:pStyle w:val="CommissionItem"/>
               <w:spacing w:after="0"/>
             </w:pPr>
-            <w:proofErr w:type="gramStart"/>
-            <w:r>
-              <w:t>立繪：</w:t>
-            </w:r>
-            <w:proofErr w:type="gramEnd"/>
-            <w:r>
-              <w:t>NT$8,000 起</w:t>
+            <w:r>
+              <w:t>立繪：NT$8,000 起</w:t>
             </w:r>
           </w:p>
           <w:p>
@@ -687,15 +623,7 @@
               <w:spacing w:after="0"/>
             </w:pPr>
             <w:r>
-              <w:t>背景：NT$500</w:t>
-            </w:r>
-            <w:proofErr w:type="gramStart"/>
-            <w:r>
-              <w:t>–</w:t>
-            </w:r>
-            <w:proofErr w:type="gramEnd"/>
-            <w:r>
-              <w:t>2,000（依複雜程度）</w:t>
+              <w:t>背景：NT$500–2,000（依複雜程度）</w:t>
             </w:r>
           </w:p>
           <w:p>
@@ -703,13 +631,8 @@
               <w:pStyle w:val="CommissionItem"/>
               <w:spacing w:after="0"/>
             </w:pPr>
-            <w:proofErr w:type="gramStart"/>
-            <w:r>
-              <w:t>加急</w:t>
-            </w:r>
-            <w:proofErr w:type="gramEnd"/>
-            <w:r>
-              <w:t>：另議</w:t>
+            <w:r>
+              <w:t>加急：另議</w:t>
             </w:r>
           </w:p>
           <w:p>
@@ -803,13 +726,8 @@
               <w:widowControl w:val="0"/>
               <w:spacing w:after="0" w:line="331" w:lineRule="auto"/>
             </w:pPr>
-            <w:proofErr w:type="gramStart"/>
-            <w:r>
-              <w:t>藍新支援</w:t>
-            </w:r>
-            <w:proofErr w:type="gramEnd"/>
-            <w:r>
-              <w:t>條碼繳費、超商代碼繳費、ATM 轉帳及 Web ATM。</w:t>
+            <w:r>
+              <w:t>藍新支援條碼繳費、超商代碼繳費、ATM 轉帳及 Web ATM。</w:t>
             </w:r>
             <w:r>
               <w:br/>
@@ -923,7 +841,16 @@
         <w:spacing w:after="20"/>
       </w:pPr>
       <w:r>
-        <w:t>我會透過 Gmail 告知預計交稿月份。</w:t>
+        <w:t>我會透過 Gmail 告知預計交稿</w:t>
+      </w:r>
+      <w:r>
+        <w:rPr>
+          <w:rFonts w:hint="eastAsia"/>
+        </w:rPr>
+        <w:t>日期</w:t>
+      </w:r>
+      <w:r>
+        <w:t>。</w:t>
       </w:r>
     </w:p>
     <w:p>
@@ -1011,7 +938,16 @@
         <w:spacing w:after="80" w:line="240" w:lineRule="auto"/>
       </w:pPr>
       <w:r>
-        <w:t>委託依排單順序製作，預計交稿月份會在開始製作前透過 Gmail 確認。製作期間若委託人超過 72 小時未回覆，交期將順延。</w:t>
+        <w:t>委託依排單順序製作，預計交稿</w:t>
+      </w:r>
+      <w:r>
+        <w:rPr>
+          <w:rFonts w:hint="eastAsia"/>
+        </w:rPr>
+        <w:t>日期</w:t>
+      </w:r>
+      <w:r>
+        <w:t>會在開始製作前透過 Gmail 確認。製作期間若委託人超過 72 小時未回覆，交期將順延。</w:t>
       </w:r>
     </w:p>
     <w:p>
@@ -1063,31 +999,7 @@
         <w:spacing w:after="80" w:line="240" w:lineRule="auto"/>
       </w:pPr>
       <w:r>
-        <w:t>更換角色或大幅修改構圖、姿勢時，將依內容另收</w:t>
-      </w:r>
-      <w:proofErr w:type="gramStart"/>
-      <w:r>
-        <w:t>重繪費</w:t>
-      </w:r>
-      <w:proofErr w:type="gramEnd"/>
-      <w:r>
-        <w:t xml:space="preserve">。第 4 </w:t>
-      </w:r>
-      <w:proofErr w:type="gramStart"/>
-      <w:r>
-        <w:t>次起的</w:t>
-      </w:r>
-      <w:proofErr w:type="gramEnd"/>
-      <w:r>
-        <w:t>額外修改，依複雜程度收取 NT$300</w:t>
-      </w:r>
-      <w:proofErr w:type="gramStart"/>
-      <w:r>
-        <w:t>–</w:t>
-      </w:r>
-      <w:proofErr w:type="gramEnd"/>
-      <w:r>
-        <w:t>1,500／次。</w:t>
+        <w:t>更換角色或大幅修改構圖、姿勢時，將依內容另收重繪費。第 4 次起的額外修改，依複雜程度收取 NT$300–1,500／次。</w:t>
       </w:r>
     </w:p>
     <w:p>
@@ -1131,23 +1043,7 @@
       </w:pPr>
       <w:r>
         <w:lastRenderedPageBreak/>
-        <w:t xml:space="preserve">此階段不接受大幅修改線條、姿勢或構圖。第 2 </w:t>
-      </w:r>
-      <w:proofErr w:type="gramStart"/>
-      <w:r>
-        <w:t>次起的</w:t>
-      </w:r>
-      <w:proofErr w:type="gramEnd"/>
-      <w:r>
-        <w:t>額外修改，依複雜程度收取 NT$300</w:t>
-      </w:r>
-      <w:proofErr w:type="gramStart"/>
-      <w:r>
-        <w:t>–</w:t>
-      </w:r>
-      <w:proofErr w:type="gramEnd"/>
-      <w:r>
-        <w:t>1,500／次。</w:t>
+        <w:t>此階段不接受大幅修改線條、姿勢或構圖。第 2 次起的額外修改，依複雜程度收取 NT$300–1,500／次。</w:t>
       </w:r>
     </w:p>
     <w:p>
@@ -1208,15 +1104,7 @@
       </w:r>
       <w:r>
         <w:br/>
-        <w:t>完成作品的</w:t>
-      </w:r>
-      <w:proofErr w:type="gramStart"/>
-      <w:r>
-        <w:t>著作權由繪師</w:t>
-      </w:r>
-      <w:proofErr w:type="gramEnd"/>
-      <w:r>
-        <w:t>保留。委託人僅取得雙方約定用途的使用授權，不得擅自轉讓、轉售或聲稱為自身創作。</w:t>
+        <w:t>完成作品的著作權由繪師保留。委託人僅取得雙方約定用途的使用授權，不得擅自轉讓、轉售或聲稱為自身創作。</w:t>
       </w:r>
     </w:p>
     <w:p>
@@ -1293,15 +1181,7 @@
         <w:t xml:space="preserve">       </w:t>
       </w:r>
       <w:r>
-        <w:t>禁止將作品用於 AI 模型訓練、NFT 或</w:t>
-      </w:r>
-      <w:proofErr w:type="gramStart"/>
-      <w:r>
-        <w:t>區塊鏈相關</w:t>
-      </w:r>
-      <w:proofErr w:type="gramEnd"/>
-      <w:r>
-        <w:t>用途。</w:t>
+        <w:t>禁止將作品用於 AI 模型訓練、NFT 或區塊鏈相關用途。</w:t>
       </w:r>
     </w:p>
     <w:p>
@@ -1320,15 +1200,7 @@
       </w:r>
       <w:r>
         <w:br/>
-        <w:t xml:space="preserve">完成後將提供高解析度 JPG／PNG 檔案。PSD </w:t>
-      </w:r>
-      <w:proofErr w:type="gramStart"/>
-      <w:r>
-        <w:t>原始檔僅在</w:t>
-      </w:r>
-      <w:proofErr w:type="gramEnd"/>
-      <w:r>
-        <w:t>事前提出需求並另行確認後提供。</w:t>
+        <w:t>完成後將提供高解析度 JPG／PNG 檔案。PSD 原始檔僅在事前提出需求並另行確認後提供。</w:t>
       </w:r>
     </w:p>
     <w:p>

--- a/form/AngelSetsuna_Commission_Form_2026.docx
+++ b/form/AngelSetsuna_Commission_Form_2026.docx
@@ -621,6 +621,39 @@
             <w:pPr>
               <w:pStyle w:val="CommissionItem"/>
               <w:spacing w:after="0"/>
+              <w:rPr>
+                <w:rFonts w:hint="eastAsia"/>
+              </w:rPr>
+            </w:pPr>
+            <w:r>
+              <w:rPr>
+                <w:rFonts w:hint="eastAsia"/>
+              </w:rPr>
+              <w:t>其他道具</w:t>
+            </w:r>
+            <w:r>
+              <w:t>：</w:t>
+            </w:r>
+            <w:r>
+              <w:rPr>
+                <w:rFonts w:hint="eastAsia"/>
+              </w:rPr>
+              <w:t>+NT</w:t>
+            </w:r>
+            <w:r>
+              <w:t>$20</w:t>
+            </w:r>
+            <w:r>
+              <w:rPr>
+                <w:rFonts w:hint="eastAsia"/>
+              </w:rPr>
+              <w:t>0起，依複雜度調整</w:t>
+            </w:r>
+          </w:p>
+          <w:p>
+            <w:pPr>
+              <w:pStyle w:val="CommissionItem"/>
+              <w:spacing w:after="0"/>
             </w:pPr>
             <w:r>
               <w:t>背景：NT$500–2,000（依複雜程度）</w:t>
@@ -703,10 +736,6 @@
             <w:r>
               <w:br/>
               <w:t>（藍新／PayPal）</w:t>
-            </w:r>
-            <w:r>
-              <w:br/>
-              <w:t>（手續費由委託人負擔）</w:t>
             </w:r>
           </w:p>
         </w:tc>
